--- a/Outreach_Message_Builder_User_Guide.docx
+++ b/Outreach_Message_Builder_User_Guide.docx
@@ -122,22 +122,7 @@
               <w:jc w:val="left"/>
             </w:pPr>
             <w:r>
-              <w:t xml:space="preserve">Only needed if you choose the downloadable Word document output format — lets Claude build and hand you a real</w:t>
-            </w:r>
-            <w:r>
-              <w:t xml:space="preserve"> </w:t>
-            </w:r>
-            <w:r>
-              <w:rPr>
-                <w:rStyle w:val="VerbatimChar"/>
-              </w:rPr>
-              <w:t xml:space="preserve">.docx</w:t>
-            </w:r>
-            <w:r>
-              <w:t xml:space="preserve"> </w:t>
-            </w:r>
-            <w:r>
-              <w:t xml:space="preserve">instead of a table in chat.</w:t>
+              <w:t xml:space="preserve">Always needed — every result now comes back as a downloadable Word document.</w:t>
             </w:r>
           </w:p>
         </w:tc>
@@ -167,10 +152,7 @@
         <w:pStyle w:val="BodyText"/>
       </w:pPr>
       <w:r>
-        <w:t xml:space="preserve">Unlike the other two tools in this family, this one doesn’t strictly require</w:t>
-      </w:r>
-      <w:r>
-        <w:t xml:space="preserve"> </w:t>
+        <w:t xml:space="preserve">Unlike the other two tools in this family, this one doesn’t strictly require </w:t>
       </w:r>
       <w:r>
         <w:rPr>
@@ -180,10 +162,7 @@
         <w:t xml:space="preserve">Web search</w:t>
       </w:r>
       <w:r>
-        <w:t xml:space="preserve"> </w:t>
-      </w:r>
-      <w:r>
-        <w:t xml:space="preserve">— it’s drafting messages from research you’ve already provided, not looking anything up live. If you want Claude to double-check a detail (like confirming a contact’s current title) while drafting, Web search would help, but it’s optional here, not load-bearing the way it is for the Job Posting Finder.</w:t>
+        <w:t xml:space="preserve"> — it’s drafting messages from research you’ve already provided, not looking anything up live. If you want Claude to double-check a detail (like confirming a contact’s current title) while drafting, Web search would help, but it’s optional here, not load-bearing the way it is for the Job Posting Finder.</w:t>
       </w:r>
     </w:p>
     <w:p>
@@ -319,10 +298,7 @@
               <w:t xml:space="preserve">Outreach Message Builder</w:t>
             </w:r>
             <w:r>
-              <w:t xml:space="preserve"> </w:t>
-            </w:r>
-            <w:r>
-              <w:t xml:space="preserve">(this tool)</w:t>
+              <w:t xml:space="preserve"> (this tool)</w:t>
             </w:r>
           </w:p>
         </w:tc>
@@ -345,10 +321,7 @@
         <w:pStyle w:val="BodyText"/>
       </w:pPr>
       <w:r>
-        <w:t xml:space="preserve">Same reasoning as the other two: this couldn’t be baked into the original research prompt, because it needs data (Key Contacts, Warm Introduction Path, Category) that only exists</w:t>
-      </w:r>
-      <w:r>
-        <w:t xml:space="preserve"> </w:t>
+        <w:t xml:space="preserve">Same reasoning as the other two: this couldn’t be baked into the original research prompt, because it needs data (Key Contacts, Warm Introduction Path, Category) that only exists </w:t>
       </w:r>
       <w:r>
         <w:rPr>
@@ -358,10 +331,7 @@
         <w:t xml:space="preserve">after</w:t>
       </w:r>
       <w:r>
-        <w:t xml:space="preserve"> </w:t>
-      </w:r>
-      <w:r>
-        <w:t xml:space="preserve">that research is done.</w:t>
+        <w:t xml:space="preserve"> that research is done.</w:t>
       </w:r>
     </w:p>
     <w:p>
@@ -407,10 +377,7 @@
         <w:pStyle w:val="Compact"/>
       </w:pPr>
       <w:r>
-        <w:t xml:space="preserve">Click the</w:t>
-      </w:r>
-      <w:r>
-        <w:t xml:space="preserve"> </w:t>
+        <w:t xml:space="preserve">Click the </w:t>
       </w:r>
       <w:r>
         <w:rPr>
@@ -420,10 +387,7 @@
         <w:t xml:space="preserve">Company</w:t>
       </w:r>
       <w:r>
-        <w:t xml:space="preserve"> </w:t>
-      </w:r>
-      <w:r>
-        <w:t xml:space="preserve">column header.</w:t>
+        <w:t xml:space="preserve"> column header.</w:t>
       </w:r>
     </w:p>
     <w:p>
@@ -442,13 +406,7 @@
         <w:t xml:space="preserve">Ctrl+click</w:t>
       </w:r>
       <w:r>
-        <w:t xml:space="preserve"> </w:t>
-      </w:r>
-      <w:r>
-        <w:t xml:space="preserve">(Cmd+click on Mac) the</w:t>
-      </w:r>
-      <w:r>
-        <w:t xml:space="preserve"> </w:t>
+        <w:t xml:space="preserve"> (Cmd+click on Mac) the </w:t>
       </w:r>
       <w:r>
         <w:rPr>
@@ -458,10 +416,7 @@
         <w:t xml:space="preserve">Key Contacts / Priority Titles</w:t>
       </w:r>
       <w:r>
-        <w:t xml:space="preserve">,</w:t>
-      </w:r>
-      <w:r>
-        <w:t xml:space="preserve"> </w:t>
+        <w:t xml:space="preserve">, </w:t>
       </w:r>
       <w:r>
         <w:rPr>
@@ -471,10 +426,7 @@
         <w:t xml:space="preserve">Warm Introduction Path</w:t>
       </w:r>
       <w:r>
-        <w:t xml:space="preserve">, and</w:t>
-      </w:r>
-      <w:r>
-        <w:t xml:space="preserve"> </w:t>
+        <w:t xml:space="preserve">, and </w:t>
       </w:r>
       <w:r>
         <w:rPr>
@@ -484,10 +436,7 @@
         <w:t xml:space="preserve">Category</w:t>
       </w:r>
       <w:r>
-        <w:t xml:space="preserve"> </w:t>
-      </w:r>
-      <w:r>
-        <w:t xml:space="preserve">column headers, in that order.</w:t>
+        <w:t xml:space="preserve"> column headers, in that order.</w:t>
       </w:r>
     </w:p>
     <w:p>
@@ -521,10 +470,7 @@
         <w:pStyle w:val="Compact"/>
       </w:pPr>
       <w:r>
-        <w:t xml:space="preserve">Paste into the</w:t>
-      </w:r>
-      <w:r>
-        <w:t xml:space="preserve"> </w:t>
+        <w:t xml:space="preserve">Paste into the </w:t>
       </w:r>
       <w:r>
         <w:rPr>
@@ -534,10 +480,7 @@
         <w:t xml:space="preserve">Bulk paste</w:t>
       </w:r>
       <w:r>
-        <w:t xml:space="preserve"> </w:t>
-      </w:r>
-      <w:r>
-        <w:t xml:space="preserve">box.</w:t>
+        <w:t xml:space="preserve"> box.</w:t>
       </w:r>
     </w:p>
     <w:p>
@@ -549,10 +492,7 @@
         <w:pStyle w:val="Compact"/>
       </w:pPr>
       <w:r>
-        <w:t xml:space="preserve">Click</w:t>
-      </w:r>
-      <w:r>
-        <w:t xml:space="preserve"> </w:t>
+        <w:t xml:space="preserve">Click </w:t>
       </w:r>
       <w:r>
         <w:rPr>
@@ -574,10 +514,7 @@
         <w:pStyle w:val="Compact"/>
       </w:pPr>
       <w:r>
-        <w:t xml:space="preserve">Check the parsed list that appears — every field is editable inline, and any row can be removed with the</w:t>
-      </w:r>
-      <w:r>
-        <w:t xml:space="preserve"> </w:t>
+        <w:t xml:space="preserve">Check the parsed list that appears — every field is editable inline, and any row can be removed with the </w:t>
       </w:r>
       <w:r>
         <w:rPr>
@@ -587,13 +524,7 @@
         <w:t xml:space="preserve">×</w:t>
       </w:r>
       <w:r>
-        <w:t xml:space="preserve"> </w:t>
-      </w:r>
-      <w:r>
-        <w:t xml:space="preserve">button. A</w:t>
-      </w:r>
-      <w:r>
-        <w:t xml:space="preserve"> </w:t>
+        <w:t xml:space="preserve"> button. A </w:t>
       </w:r>
       <w:r>
         <w:rPr>
@@ -603,13 +534,7 @@
         <w:t xml:space="preserve">Target Audience</w:t>
       </w:r>
       <w:r>
-        <w:t xml:space="preserve"> </w:t>
-      </w:r>
-      <w:r>
-        <w:t xml:space="preserve">dropdown appears next to each row — this isn’t part of the bulk paste itself, so set it manually per row after parsing if you want it. If</w:t>
-      </w:r>
-      <w:r>
-        <w:t xml:space="preserve"> </w:t>
+        <w:t xml:space="preserve"> dropdown appears next to each row — this isn’t part of the bulk paste itself, so set it manually per row after parsing if you want it. If </w:t>
       </w:r>
       <w:r>
         <w:rPr>
@@ -619,31 +544,7 @@
         <w:t xml:space="preserve">Message Goal</w:t>
       </w:r>
       <w:r>
-        <w:t xml:space="preserve"> </w:t>
-      </w:r>
-      <w:r>
-        <w:t xml:space="preserve">(see Section 5) is set to anything other than</w:t>
-      </w:r>
-      <w:r>
-        <w:t xml:space="preserve"> </w:t>
-      </w:r>
-      <w:r>
-        <w:t xml:space="preserve">“</w:t>
-      </w:r>
-      <w:r>
-        <w:t xml:space="preserve">First outreach,</w:t>
-      </w:r>
-      <w:r>
-        <w:t xml:space="preserve">”</w:t>
-      </w:r>
-      <w:r>
-        <w:t xml:space="preserve"> </w:t>
-      </w:r>
-      <w:r>
-        <w:t xml:space="preserve">a</w:t>
-      </w:r>
-      <w:r>
-        <w:t xml:space="preserve"> </w:t>
+        <w:t xml:space="preserve"> (see Section 5) is set to anything other than “First outreach,” a </w:t>
       </w:r>
       <w:r>
         <w:rPr>
@@ -653,10 +554,7 @@
         <w:t xml:space="preserve">Context Notes</w:t>
       </w:r>
       <w:r>
-        <w:t xml:space="preserve"> </w:t>
-      </w:r>
-      <w:r>
-        <w:t xml:space="preserve">field also appears per row — see Section 5.</w:t>
+        <w:t xml:space="preserve"> field also appears per row — see Section 5.</w:t>
       </w:r>
     </w:p>
     <w:bookmarkEnd w:id="22"/>
@@ -674,10 +572,7 @@
         <w:pStyle w:val="FirstParagraph"/>
       </w:pPr>
       <w:r>
-        <w:t xml:space="preserve">No paste at all? Click</w:t>
-      </w:r>
-      <w:r>
-        <w:t xml:space="preserve"> </w:t>
+        <w:t xml:space="preserve">No paste at all? Click </w:t>
       </w:r>
       <w:r>
         <w:rPr>
@@ -687,10 +582,7 @@
         <w:t xml:space="preserve">+ Add row manually</w:t>
       </w:r>
       <w:r>
-        <w:t xml:space="preserve"> </w:t>
-      </w:r>
-      <w:r>
-        <w:t xml:space="preserve">to build a row from scratch — company, contact, warm intro path, category, target audience, and (if applicable) context notes, one at a time.</w:t>
+        <w:t xml:space="preserve"> to build a row from scratch — company, contact, warm intro path, category, target audience, and (if applicable) context notes, one at a time.</w:t>
       </w:r>
     </w:p>
     <w:p>
@@ -806,10 +698,7 @@
               <w:jc w:val="left"/>
             </w:pPr>
             <w:r>
-              <w:t xml:space="preserve">LinkedIn connection request, LinkedIn InMail/message, or Email. LinkedIn connection requests get a strict ~300-character limit enforced automatically in the generated prompt — Claude is told to count characters, not estimate.</w:t>
-            </w:r>
-            <w:r>
-              <w:t xml:space="preserve"> </w:t>
+              <w:t xml:space="preserve">LinkedIn connection request, LinkedIn InMail/message, or Email. LinkedIn connection requests get a strict ~300-character limit enforced automatically in the generated prompt — Claude is told to count characters, not estimate. </w:t>
             </w:r>
             <w:r>
               <w:rPr>
@@ -819,22 +708,7 @@
               <w:t xml:space="preserve">Email</w:t>
             </w:r>
             <w:r>
-              <w:t xml:space="preserve"> </w:t>
-            </w:r>
-            <w:r>
-              <w:t xml:space="preserve">additionally requires a specific Subject line for every variant, tied to the actual company/role/connection point — not a generic</w:t>
-            </w:r>
-            <w:r>
-              <w:t xml:space="preserve"> </w:t>
-            </w:r>
-            <w:r>
-              <w:t xml:space="preserve">“</w:t>
-            </w:r>
-            <w:r>
-              <w:t xml:space="preserve">Reaching out.</w:t>
-            </w:r>
-            <w:r>
-              <w:t xml:space="preserve">”</w:t>
+              <w:t xml:space="preserve"> additionally requires a specific Subject line for every variant, tied to the actual company/role/connection point — not a generic “Reaching out.”</w:t>
             </w:r>
           </w:p>
         </w:tc>
@@ -922,10 +796,7 @@
         <w:pStyle w:val="FirstParagraph"/>
       </w:pPr>
       <w:r>
-        <w:t xml:space="preserve">Each parsed or manually-added row gets a</w:t>
-      </w:r>
-      <w:r>
-        <w:t xml:space="preserve"> </w:t>
+        <w:t xml:space="preserve">Each parsed or manually-added row gets a </w:t>
       </w:r>
       <w:r>
         <w:rPr>
@@ -935,13 +806,7 @@
         <w:t xml:space="preserve">Target Audience</w:t>
       </w:r>
       <w:r>
-        <w:t xml:space="preserve"> </w:t>
-      </w:r>
-      <w:r>
-        <w:t xml:space="preserve">dropdown:</w:t>
-      </w:r>
-      <w:r>
-        <w:t xml:space="preserve"> </w:t>
+        <w:t xml:space="preserve"> dropdown: </w:t>
       </w:r>
       <w:r>
         <w:rPr>
@@ -951,10 +816,7 @@
         <w:t xml:space="preserve">(auto-detect)</w:t>
       </w:r>
       <w:r>
-        <w:t xml:space="preserve">,</w:t>
-      </w:r>
-      <w:r>
-        <w:t xml:space="preserve"> </w:t>
+        <w:t xml:space="preserve">, </w:t>
       </w:r>
       <w:r>
         <w:rPr>
@@ -964,10 +826,7 @@
         <w:t xml:space="preserve">Recruiter</w:t>
       </w:r>
       <w:r>
-        <w:t xml:space="preserve">,</w:t>
-      </w:r>
-      <w:r>
-        <w:t xml:space="preserve"> </w:t>
+        <w:t xml:space="preserve">, </w:t>
       </w:r>
       <w:r>
         <w:rPr>
@@ -977,10 +836,7 @@
         <w:t xml:space="preserve">Hiring Manager</w:t>
       </w:r>
       <w:r>
-        <w:t xml:space="preserve">,</w:t>
-      </w:r>
-      <w:r>
-        <w:t xml:space="preserve"> </w:t>
+        <w:t xml:space="preserve">, </w:t>
       </w:r>
       <w:r>
         <w:rPr>
@@ -990,10 +846,7 @@
         <w:t xml:space="preserve">Cold Outreach</w:t>
       </w:r>
       <w:r>
-        <w:t xml:space="preserve">, or</w:t>
-      </w:r>
-      <w:r>
-        <w:t xml:space="preserve"> </w:t>
+        <w:t xml:space="preserve">, or </w:t>
       </w:r>
       <w:r>
         <w:rPr>
@@ -1011,22 +864,7 @@
         <w:pStyle w:val="BodyText"/>
       </w:pPr>
       <w:r>
-        <w:t xml:space="preserve">This is a separate dimension from Warm Introduction Path, not a replacement for it. Warm Introduction Path carries the specific narrative detail (e.g. </w:t>
-      </w:r>
-      <w:r>
-        <w:t xml:space="preserve">“</w:t>
-      </w:r>
-      <w:r>
-        <w:t xml:space="preserve">former colleague, John Smith, now at this company</w:t>
-      </w:r>
-      <w:r>
-        <w:t xml:space="preserve">”</w:t>
-      </w:r>
-      <w:r>
-        <w:t xml:space="preserve">). Target Audience gives Claude an explicit, structured signal about</w:t>
-      </w:r>
-      <w:r>
-        <w:t xml:space="preserve"> </w:t>
+        <w:t xml:space="preserve">This is a separate dimension from Warm Introduction Path, not a replacement for it. Warm Introduction Path carries the specific narrative detail (e.g. “former colleague, John Smith, now at this company”). Target Audience gives Claude an explicit, structured signal about </w:t>
       </w:r>
       <w:r>
         <w:rPr>
@@ -1036,13 +874,7 @@
         <w:t xml:space="preserve">who</w:t>
       </w:r>
       <w:r>
-        <w:t xml:space="preserve"> </w:t>
-      </w:r>
-      <w:r>
-        <w:t xml:space="preserve">the message is going to and</w:t>
-      </w:r>
-      <w:r>
-        <w:t xml:space="preserve"> </w:t>
+        <w:t xml:space="preserve"> the message is going to and </w:t>
       </w:r>
       <w:r>
         <w:rPr>
@@ -1052,10 +884,7 @@
         <w:t xml:space="preserve">how</w:t>
       </w:r>
       <w:r>
-        <w:t xml:space="preserve"> </w:t>
-      </w:r>
-      <w:r>
-        <w:t xml:space="preserve">it should be framed — a Recruiter is typically screening for fit across many roles, while a Hiring Manager cares more about the specific team and work; Cold Outreach has to establish relevance from scratch, while Warm Outreach can lean on an existing connection.</w:t>
+        <w:t xml:space="preserve"> it should be framed — a Recruiter is typically screening for fit across many roles, while a Hiring Manager cares more about the specific team and work; Cold Outreach has to establish relevance from scratch, while Warm Outreach can lean on an existing connection.</w:t>
       </w:r>
     </w:p>
     <w:p>
@@ -1063,10 +892,7 @@
         <w:pStyle w:val="BodyText"/>
       </w:pPr>
       <w:r>
-        <w:t xml:space="preserve">Leave it on</w:t>
-      </w:r>
-      <w:r>
-        <w:t xml:space="preserve"> </w:t>
+        <w:t xml:space="preserve">Leave it on </w:t>
       </w:r>
       <w:r>
         <w:rPr>
@@ -1076,10 +902,7 @@
         <w:t xml:space="preserve">(auto-detect)</w:t>
       </w:r>
       <w:r>
-        <w:t xml:space="preserve"> </w:t>
-      </w:r>
-      <w:r>
-        <w:t xml:space="preserve">and Claude infers the closest fit from Warm Introduction Path instead — this field is there for when you want to be explicit rather than leave it to inference.</w:t>
+        <w:t xml:space="preserve"> and Claude infers the closest fit from Warm Introduction Path instead — this field is there for when you want to be explicit rather than leave it to inference.</w:t>
       </w:r>
     </w:p>
     <w:p>
@@ -1111,10 +934,7 @@
         <w:t xml:space="preserve">Message Goal</w:t>
       </w:r>
       <w:r>
-        <w:t xml:space="preserve"> </w:t>
-      </w:r>
-      <w:r>
-        <w:t xml:space="preserve">is a global setting (applies to the whole batch, like Channel and Tone) with four options, each producing genuinely different instructions rather than a reworded version of the same one:</w:t>
+        <w:t xml:space="preserve"> is a global setting (applies to the whole batch, like Channel and Tone) with four options, each producing genuinely different instructions rather than a reworded version of the same one:</w:t>
       </w:r>
     </w:p>
     <w:tbl>
@@ -1222,25 +1042,7 @@
               <w:jc w:val="left"/>
             </w:pPr>
             <w:r>
-              <w:t xml:space="preserve">For when you already sent a first message and haven’t heard back. Claude is told explicitly not to re-introduce yourself or repeat the original pitch, to acknowledge the earlier message without sounding anxious or guilt-tripping about the silence, and to lead with a genuinely new angle if Context Notes gives one — a follow-up with real news reads very differently from a bare</w:t>
-            </w:r>
-            <w:r>
-              <w:t xml:space="preserve"> </w:t>
-            </w:r>
-            <w:r>
-              <w:t xml:space="preserve">“</w:t>
-            </w:r>
-            <w:r>
-              <w:t xml:space="preserve">just checking in.</w:t>
-            </w:r>
-            <w:r>
-              <w:t xml:space="preserve">”</w:t>
-            </w:r>
-            <w:r>
-              <w:t xml:space="preserve"> </w:t>
-            </w:r>
-            <w:r>
-              <w:t xml:space="preserve">Messages are kept noticeably shorter than a first-touch message.</w:t>
+              <w:t xml:space="preserve">For when you already sent a first message and haven’t heard back. Claude is told explicitly not to re-introduce yourself or repeat the original pitch, to acknowledge the earlier message without sounding anxious or guilt-tripping about the silence, and to lead with a genuinely new angle if Context Notes gives one — a follow-up with real news reads very differently from a bare “just checking in.” Messages are kept noticeably shorter than a first-touch message.</w:t>
             </w:r>
           </w:p>
         </w:tc>
@@ -1270,25 +1072,7 @@
               <w:jc w:val="left"/>
             </w:pPr>
             <w:r>
-              <w:t xml:space="preserve">For after an actual call or interview happened. The message must reference specifics from that company’s Context Notes — what was actually discussed — rather than a generic</w:t>
-            </w:r>
-            <w:r>
-              <w:t xml:space="preserve"> </w:t>
-            </w:r>
-            <w:r>
-              <w:t xml:space="preserve">“</w:t>
-            </w:r>
-            <w:r>
-              <w:t xml:space="preserve">thank you for your time.</w:t>
-            </w:r>
-            <w:r>
-              <w:t xml:space="preserve">”</w:t>
-            </w:r>
-            <w:r>
-              <w:t xml:space="preserve"> </w:t>
-            </w:r>
-            <w:r>
-              <w:t xml:space="preserve">If Context Notes is thin or blank for a company, the message stays honestly general instead of inventing details about what was supposedly discussed. If Context Notes mentions an agreed next step, it’s referenced naturally.</w:t>
+              <w:t xml:space="preserve">For after an actual call or interview happened. The message must reference specifics from that company’s Context Notes — what was actually discussed — rather than a generic “thank you for your time.” If Context Notes is thin or blank for a company, the message stays honestly general instead of inventing details about what was supposedly discussed. If Context Notes mentions an agreed next step, it’s referenced naturally.</w:t>
             </w:r>
           </w:p>
         </w:tc>
@@ -1336,28 +1120,7 @@
         <w:t xml:space="preserve">Context Notes</w:t>
       </w:r>
       <w:r>
-        <w:t xml:space="preserve"> </w:t>
-      </w:r>
-      <w:r>
-        <w:t xml:space="preserve">is a per-row field (unlike Message Goal, which applies to the whole batch) — it only appears in the row list once Message Goal is set to anything other than</w:t>
-      </w:r>
-      <w:r>
-        <w:t xml:space="preserve"> </w:t>
-      </w:r>
-      <w:r>
-        <w:t xml:space="preserve">“</w:t>
-      </w:r>
-      <w:r>
-        <w:t xml:space="preserve">First outreach.</w:t>
-      </w:r>
-      <w:r>
-        <w:t xml:space="preserve">”</w:t>
-      </w:r>
-      <w:r>
-        <w:t xml:space="preserve"> </w:t>
-      </w:r>
-      <w:r>
-        <w:t xml:space="preserve">Its label and placeholder text change to match the selected goal:</w:t>
+        <w:t xml:space="preserve"> is a per-row field (unlike Message Goal, which applies to the whole batch) — it only appears in the row list once Message Goal is set to anything other than “First outreach.” Its label and placeholder text change to match the selected goal:</w:t>
       </w:r>
     </w:p>
     <w:p>
@@ -1376,43 +1139,14 @@
         <w:t xml:space="preserve">Follow-up:</w:t>
       </w:r>
       <w:r>
-        <w:t xml:space="preserve"> </w:t>
-      </w:r>
-      <w:r>
-        <w:t xml:space="preserve">“</w:t>
-      </w:r>
-      <w:r>
-        <w:t xml:space="preserve">when you first reached out, and anything new to add</w:t>
-      </w:r>
-      <w:r>
-        <w:t xml:space="preserve">”</w:t>
-      </w:r>
-      <w:r>
-        <w:t xml:space="preserve"> </w:t>
-      </w:r>
-      <w:r>
-        <w:t xml:space="preserve">— e.g. </w:t>
+        <w:t xml:space="preserve"> “when you first reached out, and anything new to add” — e.g. </w:t>
       </w:r>
       <w:r>
         <w:rPr>
           <w:iCs/>
           <w:i/>
         </w:rPr>
-        <w:t xml:space="preserve">“</w:t>
-      </w:r>
-      <w:r>
-        <w:rPr>
-          <w:iCs/>
-          <w:i/>
-        </w:rPr>
-        <w:t xml:space="preserve">Sent a LinkedIn connection request Aug 1, no response yet</w:t>
-      </w:r>
-      <w:r>
-        <w:rPr>
-          <w:iCs/>
-          <w:i/>
-        </w:rPr>
-        <w:t xml:space="preserve">”</w:t>
+        <w:t xml:space="preserve">“Sent a LinkedIn connection request Aug 1, no response yet”</w:t>
       </w:r>
     </w:p>
     <w:p>
@@ -1431,43 +1165,14 @@
         <w:t xml:space="preserve">Thank-you:</w:t>
       </w:r>
       <w:r>
-        <w:t xml:space="preserve"> </w:t>
-      </w:r>
-      <w:r>
-        <w:t xml:space="preserve">“</w:t>
-      </w:r>
-      <w:r>
-        <w:t xml:space="preserve">what you actually discussed (be specific — grounds the message, prevents fabrication)</w:t>
-      </w:r>
-      <w:r>
-        <w:t xml:space="preserve">”</w:t>
-      </w:r>
-      <w:r>
-        <w:t xml:space="preserve"> </w:t>
-      </w:r>
-      <w:r>
-        <w:t xml:space="preserve">— e.g. </w:t>
+        <w:t xml:space="preserve"> “what you actually discussed (be specific — grounds the message, prevents fabrication)” — e.g. </w:t>
       </w:r>
       <w:r>
         <w:rPr>
           <w:iCs/>
           <w:i/>
         </w:rPr>
-        <w:t xml:space="preserve">“</w:t>
-      </w:r>
-      <w:r>
-        <w:rPr>
-          <w:iCs/>
-          <w:i/>
-        </w:rPr>
-        <w:t xml:space="preserve">45-min call Aug 5 with Jane Doe, discussed their OT team’s 2027 hiring plans and Q4 budget approval timeline</w:t>
-      </w:r>
-      <w:r>
-        <w:rPr>
-          <w:iCs/>
-          <w:i/>
-        </w:rPr>
-        <w:t xml:space="preserve">”</w:t>
+        <w:t xml:space="preserve">“45-min call Aug 5 with Jane Doe, discussed their OT team’s 2027 hiring plans and Q4 budget approval timeline”</w:t>
       </w:r>
     </w:p>
     <w:p>
@@ -1486,43 +1191,14 @@
         <w:t xml:space="preserve">Staying in touch:</w:t>
       </w:r>
       <w:r>
-        <w:t xml:space="preserve"> </w:t>
-      </w:r>
-      <w:r>
-        <w:t xml:space="preserve">“</w:t>
-      </w:r>
-      <w:r>
-        <w:t xml:space="preserve">reason for reaching out now (optional)</w:t>
-      </w:r>
-      <w:r>
-        <w:t xml:space="preserve">”</w:t>
-      </w:r>
-      <w:r>
-        <w:t xml:space="preserve"> </w:t>
-      </w:r>
-      <w:r>
-        <w:t xml:space="preserve">— e.g. </w:t>
+        <w:t xml:space="preserve"> “reason for reaching out now (optional)” — e.g. </w:t>
       </w:r>
       <w:r>
         <w:rPr>
           <w:iCs/>
           <w:i/>
         </w:rPr>
-        <w:t xml:space="preserve">“</w:t>
-      </w:r>
-      <w:r>
-        <w:rPr>
-          <w:iCs/>
-          <w:i/>
-        </w:rPr>
-        <w:t xml:space="preserve">Saw their Series C funding news</w:t>
-      </w:r>
-      <w:r>
-        <w:rPr>
-          <w:iCs/>
-          <w:i/>
-        </w:rPr>
-        <w:t xml:space="preserve">”</w:t>
+        <w:t xml:space="preserve">“Saw their Series C funding news”</w:t>
       </w:r>
     </w:p>
     <w:p>
@@ -1545,13 +1221,7 @@
         <w:t xml:space="preserve">One setting per run, applied to the whole batch.</w:t>
       </w:r>
       <w:r>
-        <w:t xml:space="preserve"> </w:t>
-      </w:r>
-      <w:r>
-        <w:t xml:space="preserve">Message Goal, Channel, and Tone are all global — every company in a single generated prompt gets the same goal, channel, and tone. If you want a first-outreach email for some companies and a follow-up LinkedIn message for others, that’s two separate tool runs (two separate generated prompts), not one — see</w:t>
-      </w:r>
-      <w:r>
-        <w:t xml:space="preserve"> </w:t>
+        <w:t xml:space="preserve"> Message Goal, Channel, and Tone are all global — every company in a single generated prompt gets the same goal, channel, and tone. If you want a first-outreach email for some companies and a follow-up LinkedIn message for others, that’s two separate tool runs (two separate generated prompts), not one — see </w:t>
       </w:r>
       <w:r>
         <w:rPr>
@@ -1560,10 +1230,7 @@
         <w:t xml:space="preserve">sample_prompt.txt</w:t>
       </w:r>
       <w:r>
-        <w:t xml:space="preserve"> </w:t>
-      </w:r>
-      <w:r>
-        <w:t xml:space="preserve">for what a single, real run actually looks like.</w:t>
+        <w:t xml:space="preserve"> for what a single, real run actually looks like.</w:t>
       </w:r>
     </w:p>
     <w:p>
@@ -1588,10 +1255,7 @@
         <w:pStyle w:val="FirstParagraph"/>
       </w:pPr>
       <w:r>
-        <w:t xml:space="preserve">The core design principle of this tool:</w:t>
-      </w:r>
-      <w:r>
-        <w:t xml:space="preserve"> </w:t>
+        <w:t xml:space="preserve">The core design principle of this tool: </w:t>
       </w:r>
       <w:r>
         <w:rPr>
@@ -1601,46 +1265,7 @@
         <w:t xml:space="preserve">the same Warm Introduction Path value should produce a structurally different message, not just a name swap.</w:t>
       </w:r>
       <w:r>
-        <w:t xml:space="preserve"> </w:t>
-      </w:r>
-      <w:r>
-        <w:t xml:space="preserve">A company where Warm Introduction Path says</w:t>
-      </w:r>
-      <w:r>
-        <w:t xml:space="preserve"> </w:t>
-      </w:r>
-      <w:r>
-        <w:t xml:space="preserve">“</w:t>
-      </w:r>
-      <w:r>
-        <w:t xml:space="preserve">direct — former colleagues</w:t>
-      </w:r>
-      <w:r>
-        <w:t xml:space="preserve">”</w:t>
-      </w:r>
-      <w:r>
-        <w:t xml:space="preserve"> </w:t>
-      </w:r>
-      <w:r>
-        <w:t xml:space="preserve">should read differently from one where it says</w:t>
-      </w:r>
-      <w:r>
-        <w:t xml:space="preserve"> </w:t>
-      </w:r>
-      <w:r>
-        <w:t xml:space="preserve">“</w:t>
-      </w:r>
-      <w:r>
-        <w:t xml:space="preserve">no direct connection — executive search firm.</w:t>
-      </w:r>
-      <w:r>
-        <w:t xml:space="preserve">”</w:t>
-      </w:r>
-      <w:r>
-        <w:t xml:space="preserve"> </w:t>
-      </w:r>
-      <w:r>
-        <w:t xml:space="preserve">The first can lean on real shared history; the second has to establish relevance without pretending a relationship exists.</w:t>
+        <w:t xml:space="preserve"> A company where Warm Introduction Path says “direct — former colleagues” should read differently from one where it says “no direct connection — executive search firm.” The first can lean on real shared history; the second has to establish relevance without pretending a relationship exists.</w:t>
       </w:r>
     </w:p>
     <w:p>
@@ -1680,51 +1305,17 @@
           <w:iCs/>
           <w:i/>
         </w:rPr>
-        <w:t xml:space="preserve">“</w:t>
+        <w:t xml:space="preserve">“Leans on shared history directly since this is a former-colleague connection”</w:t>
+      </w:r>
+      <w:r>
+        <w:t xml:space="preserve"> or </w:t>
       </w:r>
       <w:r>
         <w:rPr>
           <w:iCs/>
           <w:i/>
         </w:rPr>
-        <w:t xml:space="preserve">Leans on shared history directly since this is a former-colleague connection</w:t>
-      </w:r>
-      <w:r>
-        <w:rPr>
-          <w:iCs/>
-          <w:i/>
-        </w:rPr>
-        <w:t xml:space="preserve">”</w:t>
-      </w:r>
-      <w:r>
-        <w:t xml:space="preserve"> </w:t>
-      </w:r>
-      <w:r>
-        <w:t xml:space="preserve">or</w:t>
-      </w:r>
-      <w:r>
-        <w:t xml:space="preserve"> </w:t>
-      </w:r>
-      <w:r>
-        <w:rPr>
-          <w:iCs/>
-          <w:i/>
-        </w:rPr>
-        <w:t xml:space="preserve">“</w:t>
-      </w:r>
-      <w:r>
-        <w:rPr>
-          <w:iCs/>
-          <w:i/>
-        </w:rPr>
-        <w:t xml:space="preserve">References the Q4 budget timeline mentioned on the call rather than a generic thank-you.</w:t>
-      </w:r>
-      <w:r>
-        <w:rPr>
-          <w:iCs/>
-          <w:i/>
-        </w:rPr>
-        <w:t xml:space="preserve">”</w:t>
+        <w:t xml:space="preserve">“References the Q4 budget timeline mentioned on the call rather than a generic thank-you.”</w:t>
       </w:r>
     </w:p>
     <w:p>
@@ -1757,10 +1348,7 @@
         <w:pStyle w:val="FirstParagraph"/>
       </w:pPr>
       <w:r>
-        <w:t xml:space="preserve">Same honesty philosophy as the rest of this toolkit, adapted to a different kind of risk. The other tools guard against fabricated</w:t>
-      </w:r>
-      <w:r>
-        <w:t xml:space="preserve"> </w:t>
+        <w:t xml:space="preserve">Same honesty philosophy as the rest of this toolkit, adapted to a different kind of risk. The other tools guard against fabricated </w:t>
       </w:r>
       <w:r>
         <w:rPr>
@@ -1770,13 +1358,7 @@
         <w:t xml:space="preserve">data</w:t>
       </w:r>
       <w:r>
-        <w:t xml:space="preserve"> </w:t>
-      </w:r>
-      <w:r>
-        <w:t xml:space="preserve">(a job posting that doesn’t exist, a company statistic that was never verified). This tool guards against fabricated</w:t>
-      </w:r>
-      <w:r>
-        <w:t xml:space="preserve"> </w:t>
+        <w:t xml:space="preserve"> (a job posting that doesn’t exist, a company statistic that was never verified). This tool guards against fabricated </w:t>
       </w:r>
       <w:r>
         <w:rPr>
@@ -1786,10 +1368,7 @@
         <w:t xml:space="preserve">relationships</w:t>
       </w:r>
       <w:r>
-        <w:t xml:space="preserve"> </w:t>
-      </w:r>
-      <w:r>
-        <w:t xml:space="preserve">— the generated prompt explicitly tells Claude not to invent shared history, mutual connections, or personal specifics that weren’t actually provided, and — for Follow-up, Thank-you, and Staying in touch messages specifically — not to invent prior conversation details or a reason for reaching out that Context Notes didn’t actually give.</w:t>
+        <w:t xml:space="preserve"> — the generated prompt explicitly tells Claude not to invent shared history, mutual connections, or personal specifics that weren’t actually provided, and — for Follow-up, Thank-you, and Staying in touch messages specifically — not to invent prior conversation details or a reason for reaching out that Context Notes didn’t actually give.</w:t>
       </w:r>
     </w:p>
     <w:p>
@@ -1797,43 +1376,7 @@
         <w:pStyle w:val="BodyText"/>
       </w:pPr>
       <w:r>
-        <w:t xml:space="preserve">If your Warm Introduction Path for a company is just</w:t>
-      </w:r>
-      <w:r>
-        <w:t xml:space="preserve"> </w:t>
-      </w:r>
-      <w:r>
-        <w:t xml:space="preserve">“</w:t>
-      </w:r>
-      <w:r>
-        <w:t xml:space="preserve">recruiter</w:t>
-      </w:r>
-      <w:r>
-        <w:t xml:space="preserve">”</w:t>
-      </w:r>
-      <w:r>
-        <w:t xml:space="preserve"> </w:t>
-      </w:r>
-      <w:r>
-        <w:t xml:space="preserve">or</w:t>
-      </w:r>
-      <w:r>
-        <w:t xml:space="preserve"> </w:t>
-      </w:r>
-      <w:r>
-        <w:t xml:space="preserve">“</w:t>
-      </w:r>
-      <w:r>
-        <w:t xml:space="preserve">executive search firm,</w:t>
-      </w:r>
-      <w:r>
-        <w:t xml:space="preserve">”</w:t>
-      </w:r>
-      <w:r>
-        <w:t xml:space="preserve"> </w:t>
-      </w:r>
-      <w:r>
-        <w:t xml:space="preserve">the message should stay appropriately general rather than manufacturing a false personal connection to sound warmer. An honestly generic message — or a thank-you that stays general because Context Notes was left blank — is the correct output in that case, not a flaw to fix.</w:t>
+        <w:t xml:space="preserve">If your Warm Introduction Path for a company is just “recruiter” or “executive search firm,” the message should stay appropriately general rather than manufacturing a false personal connection to sound warmer. An honestly generic message — or a thank-you that stays general because Context Notes was left blank — is the correct output in that case, not a flaw to fix.</w:t>
       </w:r>
     </w:p>
     <w:p>
@@ -1850,66 +1393,35 @@
         <w:pStyle w:val="Heading2"/>
       </w:pPr>
       <w:r>
-        <w:t xml:space="preserve">9. Output Format</w:t>
-      </w:r>
-    </w:p>
-    <w:p>
-      <w:pPr>
-        <w:numPr>
-          <w:ilvl w:val="0"/>
-          <w:numId w:val="1003"/>
-        </w:numPr>
-        <w:pStyle w:val="Compact"/>
-      </w:pPr>
+        <w:t xml:space="preserve">9. Output</w:t>
+      </w:r>
+    </w:p>
+    <w:p>
+      <w:pPr>
+        <w:pStyle w:val="FirstParagraph"/>
+      </w:pPr>
+      <w:r>
+        <w:t xml:space="preserve">Every result always comes back as a </w:t>
+      </w:r>
       <w:r>
         <w:rPr>
           <w:bCs/>
           <w:b/>
         </w:rPr>
-        <w:t xml:space="preserve">Table in chat</w:t>
-      </w:r>
-      <w:r>
-        <w:t xml:space="preserve"> </w:t>
-      </w:r>
-      <w:r>
-        <w:t xml:space="preserve">(default) — one section per company, each message variant labeled (with its Subject line shown for Email), with the reasoning line visually set apart (italics or a blockquote) from the message text itself.</w:t>
-      </w:r>
-    </w:p>
-    <w:p>
-      <w:pPr>
-        <w:numPr>
-          <w:ilvl w:val="0"/>
-          <w:numId w:val="1003"/>
-        </w:numPr>
-        <w:pStyle w:val="Compact"/>
-      </w:pPr>
+        <w:t xml:space="preserve">downloadable Word document (.docx)</w:t>
+      </w:r>
+      <w:r>
+        <w:t xml:space="preserve"> — there's no chat-table option anymore. It's formatted with one heading per company, each message variant labeled (with its Subject line shown for Email), and the reasoning line set apart in italics from the message text itself. This requires the </w:t>
+      </w:r>
       <w:r>
         <w:rPr>
           <w:bCs/>
           <w:b/>
         </w:rPr>
-        <w:t xml:space="preserve">Downloadable Word document</w:t>
-      </w:r>
-      <w:r>
-        <w:t xml:space="preserve"> </w:t>
-      </w:r>
-      <w:r>
-        <w:t xml:space="preserve">— same structure, formatted as a</w:t>
-      </w:r>
-      <w:r>
-        <w:t xml:space="preserve"> </w:t>
-      </w:r>
-      <w:r>
-        <w:rPr>
-          <w:rStyle w:val="VerbatimChar"/>
-        </w:rPr>
-        <w:t xml:space="preserve">.docx</w:t>
-      </w:r>
-      <w:r>
-        <w:t xml:space="preserve"> </w:t>
-      </w:r>
-      <w:r>
-        <w:t xml:space="preserve">with a heading per company.</w:t>
+        <w:t xml:space="preserve">Code execution and file creation</w:t>
+      </w:r>
+      <w:r>
+        <w:t xml:space="preserve"> setting (Settings → Capabilities) to be on; without it, Claude will fall back to a chat response.</w:t>
       </w:r>
     </w:p>
     <w:p>
@@ -1962,10 +1474,7 @@
         <w:pStyle w:val="Compact"/>
       </w:pPr>
       <w:r>
-        <w:t xml:space="preserve">Click</w:t>
-      </w:r>
-      <w:r>
-        <w:t xml:space="preserve"> </w:t>
+        <w:t xml:space="preserve">Click </w:t>
       </w:r>
       <w:r>
         <w:rPr>
@@ -1987,10 +1496,7 @@
         <w:pStyle w:val="Compact"/>
       </w:pPr>
       <w:r>
-        <w:t xml:space="preserve">Set</w:t>
-      </w:r>
-      <w:r>
-        <w:t xml:space="preserve"> </w:t>
+        <w:t xml:space="preserve">Set </w:t>
       </w:r>
       <w:r>
         <w:rPr>
@@ -2000,28 +1506,7 @@
         <w:t xml:space="preserve">Message Goal</w:t>
       </w:r>
       <w:r>
-        <w:t xml:space="preserve">. If it’s anything other than</w:t>
-      </w:r>
-      <w:r>
-        <w:t xml:space="preserve"> </w:t>
-      </w:r>
-      <w:r>
-        <w:t xml:space="preserve">“</w:t>
-      </w:r>
-      <w:r>
-        <w:t xml:space="preserve">First outreach,</w:t>
-      </w:r>
-      <w:r>
-        <w:t xml:space="preserve">”</w:t>
-      </w:r>
-      <w:r>
-        <w:t xml:space="preserve"> </w:t>
-      </w:r>
-      <w:r>
-        <w:t xml:space="preserve">fill in</w:t>
-      </w:r>
-      <w:r>
-        <w:t xml:space="preserve"> </w:t>
+        <w:t xml:space="preserve">. If it’s anything other than “First outreach,” fill in </w:t>
       </w:r>
       <w:r>
         <w:rPr>
@@ -2031,10 +1516,7 @@
         <w:t xml:space="preserve">Context Notes</w:t>
       </w:r>
       <w:r>
-        <w:t xml:space="preserve"> </w:t>
-      </w:r>
-      <w:r>
-        <w:t xml:space="preserve">per row — specific beats vague, but blank is fine too.</w:t>
+        <w:t xml:space="preserve"> per row — specific beats vague, but blank is fine too.</w:t>
       </w:r>
     </w:p>
     <w:p>
@@ -2046,10 +1528,7 @@
         <w:pStyle w:val="Compact"/>
       </w:pPr>
       <w:r>
-        <w:t xml:space="preserve">Set</w:t>
-      </w:r>
-      <w:r>
-        <w:t xml:space="preserve"> </w:t>
+        <w:t xml:space="preserve">Set </w:t>
       </w:r>
       <w:r>
         <w:rPr>
@@ -2059,10 +1538,7 @@
         <w:t xml:space="preserve">Target Audience</w:t>
       </w:r>
       <w:r>
-        <w:t xml:space="preserve"> </w:t>
-      </w:r>
-      <w:r>
-        <w:t xml:space="preserve">per row if you want to be explicit, and set your channel and tone.</w:t>
+        <w:t xml:space="preserve"> per row if you want to be explicit, and set your channel and tone.</w:t>
       </w:r>
     </w:p>
     <w:p>
@@ -2086,10 +1562,7 @@
         <w:pStyle w:val="Compact"/>
       </w:pPr>
       <w:r>
-        <w:t xml:space="preserve">Review every message</w:t>
-      </w:r>
-      <w:r>
-        <w:t xml:space="preserve"> </w:t>
+        <w:t xml:space="preserve">Review every message </w:t>
       </w:r>
       <w:r>
         <w:rPr>
@@ -2099,10 +1572,7 @@
         <w:t xml:space="preserve">and</w:t>
       </w:r>
       <w:r>
-        <w:t xml:space="preserve"> </w:t>
-      </w:r>
-      <w:r>
-        <w:t xml:space="preserve">its reasoning line before sending anything — this tool drafts, it doesn’t send.</w:t>
+        <w:t xml:space="preserve"> its reasoning line before sending anything — this tool drafts, it doesn’t send.</w:t>
       </w:r>
     </w:p>
     <w:p>
@@ -2287,25 +1757,7 @@
               <w:jc w:val="left"/>
             </w:pPr>
             <w:r>
-              <w:t xml:space="preserve">Only shows up when Message Goal is set to something other than</w:t>
-            </w:r>
-            <w:r>
-              <w:t xml:space="preserve"> </w:t>
-            </w:r>
-            <w:r>
-              <w:t xml:space="preserve">“</w:t>
-            </w:r>
-            <w:r>
-              <w:t xml:space="preserve">First outreach.</w:t>
-            </w:r>
-            <w:r>
-              <w:t xml:space="preserve">”</w:t>
-            </w:r>
-            <w:r>
-              <w:t xml:space="preserve"> </w:t>
-            </w:r>
-            <w:r>
-              <w:t xml:space="preserve">Switching the goal re-renders the row list with the field added.</w:t>
+              <w:t xml:space="preserve">Only shows up when Message Goal is set to something other than “First outreach.” Switching the goal re-renders the row list with the field added.</w:t>
             </w:r>
           </w:p>
         </w:tc>
@@ -2435,25 +1887,7 @@
               <w:jc w:val="left"/>
             </w:pPr>
             <w:r>
-              <w:t xml:space="preserve">The generated prompt now opens with an explicit</w:t>
-            </w:r>
-            <w:r>
-              <w:t xml:space="preserve"> </w:t>
-            </w:r>
-            <w:r>
-              <w:t xml:space="preserve">“</w:t>
-            </w:r>
-            <w:r>
-              <w:t xml:space="preserve">execute this directly, don’t ask clarifying questions</w:t>
-            </w:r>
-            <w:r>
-              <w:t xml:space="preserve">”</w:t>
-            </w:r>
-            <w:r>
-              <w:t xml:space="preserve"> </w:t>
-            </w:r>
-            <w:r>
-              <w:t xml:space="preserve">instruction specifically to head this off — if it still happens, you can restate that instruction even more bluntly as a follow-up message.</w:t>
+              <w:t xml:space="preserve">The generated prompt now opens with an explicit “execute this directly, don’t ask clarifying questions” instruction specifically to head this off — if it still happens, you can restate that instruction even more bluntly as a follow-up message.</w:t>
             </w:r>
           </w:p>
         </w:tc>
